--- a/activities/03 - Find the Root Cause/A03-Checklist-Find-the-Root-Cause.docx
+++ b/activities/03 - Find the Root Cause/A03-Checklist-Find-the-Root-Cause.docx
@@ -760,7 +760,7 @@
           <w:color w:val="555B66"/>
           <w:sz w:val="16"/>
         </w:rPr>
-        <w:t>Certified Lean Six Sigma White Belt (CLSSWB) Training · TGS-2025053210 · Version v4 · © 2026 Tertiary Infotech Academy Pte Ltd</w:t>
+        <w:t>Certified Lean Six Sigma White Belt (CLSSWB) Training · TGS-2025053210 · Version v5 · © 2026 Tertiary Infotech Academy Pte Ltd</w:t>
       </w:r>
     </w:p>
     <w:sectPr>

--- a/activities/03 - Find the Root Cause/A03-Checklist-Find-the-Root-Cause.docx
+++ b/activities/03 - Find the Root Cause/A03-Checklist-Find-the-Root-Cause.docx
@@ -108,7 +108,7 @@
                 <w:color w:val="111827"/>
                 <w:sz w:val="18"/>
               </w:rPr>
-              <w:t>Hands-on Lab</w:t>
+              <w:t>Hands-on Activity</w:t>
             </w:r>
           </w:p>
         </w:tc>
@@ -760,7 +760,7 @@
           <w:color w:val="555B66"/>
           <w:sz w:val="16"/>
         </w:rPr>
-        <w:t>Certified Lean Six Sigma White Belt (CLSSWB) Training · TGS-2025053210 · Version v5 · © 2026 Tertiary Infotech Academy Pte Ltd</w:t>
+        <w:t>Certified Lean Six Sigma White Belt (CLSSWB) Training · TGS-2025053210 · Version v6 · © 2026 Tertiary Infotech Academy Pte Ltd</w:t>
       </w:r>
     </w:p>
     <w:sectPr>

--- a/activities/03 - Find the Root Cause/A03-Checklist-Find-the-Root-Cause.docx
+++ b/activities/03 - Find the Root Cause/A03-Checklist-Find-the-Root-Cause.docx
@@ -760,7 +760,7 @@
           <w:color w:val="555B66"/>
           <w:sz w:val="16"/>
         </w:rPr>
-        <w:t>Certified Lean Six Sigma White Belt (CLSSWB) Training · TGS-2025053210 · Version v6 · © 2026 Tertiary Infotech Academy Pte Ltd</w:t>
+        <w:t>Certified Lean Six Sigma White Belt (CLSSWB) Training · TGS-2025053210 · Version v7 · © 2026 Tertiary Infotech Academy Pte Ltd</w:t>
       </w:r>
     </w:p>
     <w:sectPr>
